--- a/TS-Kramam/TS-4.5/TS 4.5 Malayalam Krama Paatam Corrections.docx
+++ b/TS-Kramam/TS-4.5/TS 4.5 Malayalam Krama Paatam Corrections.docx
@@ -81,9 +81,8 @@
           <w:szCs w:val="32"/>
           <w:u w:val="single"/>
         </w:rPr>
-        <w:t xml:space="preserve">Observed </w:t>
-      </w:r>
-      <w:proofErr w:type="gramStart"/>
+        <w:t xml:space="preserve">Observed till </w:t>
+      </w:r>
       <w:r>
         <w:rPr>
           <w:b/>
@@ -92,20 +91,8 @@
           <w:szCs w:val="32"/>
           <w:u w:val="single"/>
         </w:rPr>
-        <w:t xml:space="preserve">till </w:t>
-      </w:r>
-      <w:r>
-        <w:rPr>
-          <w:b/>
-          <w:bCs/>
-          <w:sz w:val="32"/>
-          <w:szCs w:val="32"/>
-          <w:highlight w:val="red"/>
-          <w:u w:val="single"/>
-        </w:rPr>
-        <w:t>????</w:t>
-      </w:r>
-      <w:proofErr w:type="gramEnd"/>
+        <w:t>30th Sep 2026</w:t>
+      </w:r>
     </w:p>
     <w:p>
       <w:pPr>
@@ -299,28 +286,18 @@
                 <w:b/>
                 <w:sz w:val="28"/>
                 <w:szCs w:val="32"/>
-                <w:lang w:val="it-IT"/>
-              </w:rPr>
-            </w:pPr>
-            <w:r>
-              <w:rPr>
-                <w:rFonts w:cs="Arial"/>
-                <w:b/>
-                <w:sz w:val="28"/>
-                <w:szCs w:val="32"/>
-                <w:lang w:val="it-IT"/>
-              </w:rPr>
-              <w:t xml:space="preserve">Krama Vaakyam No.– </w:t>
-            </w:r>
-            <w:r>
-              <w:rPr>
-                <w:rFonts w:cs="Arial"/>
-                <w:b/>
-                <w:sz w:val="28"/>
-                <w:szCs w:val="32"/>
-                <w:lang w:val="it-IT"/>
-              </w:rPr>
-              <w:t>28</w:t>
+                <w:lang w:val="en-IN"/>
+              </w:rPr>
+            </w:pPr>
+            <w:r>
+              <w:rPr>
+                <w:rFonts w:cs="Arial"/>
+                <w:b/>
+                <w:sz w:val="28"/>
+                <w:szCs w:val="32"/>
+                <w:lang w:val="en-IN"/>
+              </w:rPr>
+              <w:t>Krama Vaakyam No.– 28</w:t>
             </w:r>
           </w:p>
           <w:p>
@@ -388,14 +365,16 @@
                 <w:color w:val="000000"/>
                 <w:sz w:val="40"/>
                 <w:szCs w:val="40"/>
-              </w:rPr>
-            </w:pPr>
-            <w:r>
-              <w:rPr>
-                <w:rFonts w:ascii="BRH Malayalam Extra" w:hAnsi="BRH Malayalam Extra" w:cs="BRH Malayalam Extra"/>
-                <w:color w:val="000000"/>
-                <w:sz w:val="40"/>
-                <w:szCs w:val="40"/>
+                <w:lang w:val="it-IT"/>
+              </w:rPr>
+            </w:pPr>
+            <w:r>
+              <w:rPr>
+                <w:rFonts w:ascii="BRH Malayalam Extra" w:hAnsi="BRH Malayalam Extra" w:cs="BRH Malayalam Extra"/>
+                <w:color w:val="000000"/>
+                <w:sz w:val="40"/>
+                <w:szCs w:val="40"/>
+                <w:lang w:val="it-IT"/>
               </w:rPr>
               <w:t>qy</w:t>
             </w:r>
@@ -406,6 +385,7 @@
                 <w:color w:val="000000"/>
                 <w:sz w:val="32"/>
                 <w:szCs w:val="40"/>
+                <w:lang w:val="it-IT"/>
               </w:rPr>
               <w:t>–</w:t>
             </w:r>
@@ -416,6 +396,7 @@
                 <w:sz w:val="40"/>
                 <w:szCs w:val="40"/>
                 <w:highlight w:val="yellow"/>
+                <w:lang w:val="it-IT"/>
               </w:rPr>
               <w:t>p</w:t>
             </w:r>
@@ -425,6 +406,7 @@
                 <w:color w:val="000000"/>
                 <w:sz w:val="40"/>
                 <w:szCs w:val="40"/>
+                <w:lang w:val="it-IT"/>
               </w:rPr>
               <w:t xml:space="preserve"> q—k</w:t>
             </w:r>
@@ -435,6 +417,7 @@
                 <w:color w:val="000000"/>
                 <w:sz w:val="32"/>
                 <w:szCs w:val="40"/>
+                <w:lang w:val="it-IT"/>
               </w:rPr>
               <w:t>–</w:t>
             </w:r>
@@ -444,6 +427,7 @@
                 <w:color w:val="000000"/>
                 <w:sz w:val="40"/>
                 <w:szCs w:val="40"/>
+                <w:lang w:val="it-IT"/>
               </w:rPr>
               <w:t>põx˜ | q</w:t>
             </w:r>
@@ -454,6 +438,7 @@
                 <w:color w:val="000000"/>
                 <w:sz w:val="32"/>
                 <w:szCs w:val="40"/>
+                <w:lang w:val="it-IT"/>
               </w:rPr>
               <w:t>–</w:t>
             </w:r>
@@ -463,6 +448,7 @@
                 <w:color w:val="000000"/>
                 <w:sz w:val="40"/>
                 <w:szCs w:val="40"/>
+                <w:lang w:val="it-IT"/>
               </w:rPr>
               <w:t>k</w:t>
             </w:r>
@@ -473,6 +459,7 @@
                 <w:color w:val="000000"/>
                 <w:sz w:val="32"/>
                 <w:szCs w:val="40"/>
+                <w:lang w:val="it-IT"/>
               </w:rPr>
               <w:t>–</w:t>
             </w:r>
@@ -482,6 +469,7 @@
                 <w:color w:val="000000"/>
                 <w:sz w:val="40"/>
                 <w:szCs w:val="40"/>
+                <w:lang w:val="it-IT"/>
               </w:rPr>
               <w:t>põx— jx |</w:t>
             </w:r>
@@ -503,14 +491,16 @@
                 <w:color w:val="000000"/>
                 <w:sz w:val="40"/>
                 <w:szCs w:val="40"/>
-              </w:rPr>
-            </w:pPr>
-            <w:r>
-              <w:rPr>
-                <w:rFonts w:ascii="BRH Malayalam Extra" w:hAnsi="BRH Malayalam Extra" w:cs="BRH Malayalam Extra"/>
-                <w:color w:val="000000"/>
-                <w:sz w:val="40"/>
-                <w:szCs w:val="40"/>
+                <w:lang w:val="it-IT"/>
+              </w:rPr>
+            </w:pPr>
+            <w:r>
+              <w:rPr>
+                <w:rFonts w:ascii="BRH Malayalam Extra" w:hAnsi="BRH Malayalam Extra" w:cs="BRH Malayalam Extra"/>
+                <w:color w:val="000000"/>
+                <w:sz w:val="40"/>
+                <w:szCs w:val="40"/>
+                <w:lang w:val="it-IT"/>
               </w:rPr>
               <w:t>qy</w:t>
             </w:r>
@@ -521,6 +511,7 @@
                 <w:color w:val="000000"/>
                 <w:sz w:val="32"/>
                 <w:szCs w:val="40"/>
+                <w:lang w:val="it-IT"/>
               </w:rPr>
               <w:t>–</w:t>
             </w:r>
@@ -530,6 +521,7 @@
                 <w:color w:val="000000"/>
                 <w:sz w:val="40"/>
                 <w:szCs w:val="40"/>
+                <w:lang w:val="it-IT"/>
               </w:rPr>
               <w:t>p</w:t>
             </w:r>
@@ -540,6 +532,7 @@
                 <w:sz w:val="40"/>
                 <w:szCs w:val="40"/>
                 <w:highlight w:val="green"/>
+                <w:lang w:val="it-IT"/>
               </w:rPr>
               <w:t>x</w:t>
             </w:r>
@@ -549,6 +542,7 @@
                 <w:color w:val="000000"/>
                 <w:sz w:val="40"/>
                 <w:szCs w:val="40"/>
+                <w:lang w:val="it-IT"/>
               </w:rPr>
               <w:t xml:space="preserve"> q—k</w:t>
             </w:r>
@@ -559,6 +553,7 @@
                 <w:color w:val="000000"/>
                 <w:sz w:val="32"/>
                 <w:szCs w:val="40"/>
+                <w:lang w:val="it-IT"/>
               </w:rPr>
               <w:t>–</w:t>
             </w:r>
@@ -568,6 +563,7 @@
                 <w:color w:val="000000"/>
                 <w:sz w:val="40"/>
                 <w:szCs w:val="40"/>
+                <w:lang w:val="it-IT"/>
               </w:rPr>
               <w:t>põx˜ | q</w:t>
             </w:r>
@@ -578,6 +574,7 @@
                 <w:color w:val="000000"/>
                 <w:sz w:val="32"/>
                 <w:szCs w:val="40"/>
+                <w:lang w:val="it-IT"/>
               </w:rPr>
               <w:t>–</w:t>
             </w:r>
@@ -587,6 +584,7 @@
                 <w:color w:val="000000"/>
                 <w:sz w:val="40"/>
                 <w:szCs w:val="40"/>
+                <w:lang w:val="it-IT"/>
               </w:rPr>
               <w:t>k</w:t>
             </w:r>
@@ -597,6 +595,7 @@
                 <w:color w:val="000000"/>
                 <w:sz w:val="32"/>
                 <w:szCs w:val="40"/>
+                <w:lang w:val="it-IT"/>
               </w:rPr>
               <w:t>–</w:t>
             </w:r>
@@ -606,6 +605,7 @@
                 <w:color w:val="000000"/>
                 <w:sz w:val="40"/>
                 <w:szCs w:val="40"/>
+                <w:lang w:val="it-IT"/>
               </w:rPr>
               <w:t>põx— jx |</w:t>
             </w:r>
@@ -682,28 +682,18 @@
                 <w:b/>
                 <w:sz w:val="28"/>
                 <w:szCs w:val="32"/>
-                <w:lang w:val="it-IT"/>
-              </w:rPr>
-            </w:pPr>
-            <w:r>
-              <w:rPr>
-                <w:rFonts w:cs="Arial"/>
-                <w:b/>
-                <w:sz w:val="28"/>
-                <w:szCs w:val="32"/>
-                <w:lang w:val="it-IT"/>
-              </w:rPr>
-              <w:t xml:space="preserve">Krama Vaakyam No.– </w:t>
-            </w:r>
-            <w:r>
-              <w:rPr>
-                <w:rFonts w:cs="Arial"/>
-                <w:b/>
-                <w:sz w:val="28"/>
-                <w:szCs w:val="32"/>
-                <w:lang w:val="it-IT"/>
-              </w:rPr>
-              <w:t>50</w:t>
+                <w:lang w:val="en-IN"/>
+              </w:rPr>
+            </w:pPr>
+            <w:r>
+              <w:rPr>
+                <w:rFonts w:cs="Arial"/>
+                <w:b/>
+                <w:sz w:val="28"/>
+                <w:szCs w:val="32"/>
+                <w:lang w:val="en-IN"/>
+              </w:rPr>
+              <w:t>Krama Vaakyam No.– 50</w:t>
             </w:r>
           </w:p>
           <w:p>
@@ -771,14 +761,16 @@
                 <w:color w:val="000000"/>
                 <w:sz w:val="40"/>
                 <w:szCs w:val="40"/>
-              </w:rPr>
-            </w:pPr>
-            <w:r>
-              <w:rPr>
-                <w:rFonts w:ascii="BRH Malayalam Extra" w:hAnsi="BRH Malayalam Extra" w:cs="BRH Malayalam Extra"/>
-                <w:color w:val="000000"/>
-                <w:sz w:val="40"/>
-                <w:szCs w:val="40"/>
+                <w:lang w:val="it-IT"/>
+              </w:rPr>
+            </w:pPr>
+            <w:r>
+              <w:rPr>
+                <w:rFonts w:ascii="BRH Malayalam Extra" w:hAnsi="BRH Malayalam Extra" w:cs="BRH Malayalam Extra"/>
+                <w:color w:val="000000"/>
+                <w:sz w:val="40"/>
+                <w:szCs w:val="40"/>
+                <w:lang w:val="it-IT"/>
               </w:rPr>
               <w:t>D</w:t>
             </w:r>
@@ -789,6 +781,7 @@
                 <w:color w:val="000000"/>
                 <w:sz w:val="32"/>
                 <w:szCs w:val="40"/>
+                <w:lang w:val="it-IT"/>
               </w:rPr>
               <w:t>–</w:t>
             </w:r>
@@ -798,6 +791,7 @@
                 <w:color w:val="000000"/>
                 <w:sz w:val="40"/>
                 <w:szCs w:val="40"/>
+                <w:lang w:val="it-IT"/>
               </w:rPr>
               <w:t>h¥jx</w:t>
             </w:r>
@@ -808,6 +802,7 @@
                 <w:color w:val="000000"/>
                 <w:sz w:val="32"/>
                 <w:szCs w:val="40"/>
+                <w:lang w:val="it-IT"/>
               </w:rPr>
               <w:t>–</w:t>
             </w:r>
@@ -818,6 +813,7 @@
                 <w:sz w:val="40"/>
                 <w:szCs w:val="40"/>
                 <w:highlight w:val="yellow"/>
+                <w:lang w:val="it-IT"/>
               </w:rPr>
               <w:t>kxÙ</w:t>
             </w:r>
@@ -827,6 +823,7 @@
                 <w:color w:val="000000"/>
                 <w:sz w:val="40"/>
                 <w:szCs w:val="40"/>
+                <w:lang w:val="it-IT"/>
               </w:rPr>
               <w:t xml:space="preserve">y—¥jxJ | </w:t>
             </w:r>
@@ -1183,28 +1180,18 @@
                 <w:b/>
                 <w:sz w:val="28"/>
                 <w:szCs w:val="32"/>
-                <w:lang w:val="it-IT"/>
-              </w:rPr>
-            </w:pPr>
-            <w:r>
-              <w:rPr>
-                <w:rFonts w:cs="Arial"/>
-                <w:b/>
-                <w:sz w:val="28"/>
-                <w:szCs w:val="32"/>
-                <w:lang w:val="it-IT"/>
-              </w:rPr>
-              <w:t xml:space="preserve">Krama Vaakyam No.– </w:t>
-            </w:r>
-            <w:r>
-              <w:rPr>
-                <w:rFonts w:cs="Arial"/>
-                <w:b/>
-                <w:sz w:val="28"/>
-                <w:szCs w:val="32"/>
-                <w:lang w:val="it-IT"/>
-              </w:rPr>
-              <w:t>30</w:t>
+                <w:lang w:val="en-IN"/>
+              </w:rPr>
+            </w:pPr>
+            <w:r>
+              <w:rPr>
+                <w:rFonts w:cs="Arial"/>
+                <w:b/>
+                <w:sz w:val="28"/>
+                <w:szCs w:val="32"/>
+                <w:lang w:val="en-IN"/>
+              </w:rPr>
+              <w:t>Krama Vaakyam No.– 30</w:t>
             </w:r>
           </w:p>
           <w:p>
@@ -1272,14 +1259,16 @@
                 <w:color w:val="000000"/>
                 <w:sz w:val="40"/>
                 <w:szCs w:val="40"/>
-              </w:rPr>
-            </w:pPr>
-            <w:r>
-              <w:rPr>
-                <w:rFonts w:ascii="BRH Malayalam Extra" w:hAnsi="BRH Malayalam Extra" w:cs="BRH Malayalam Extra"/>
-                <w:color w:val="000000"/>
-                <w:sz w:val="40"/>
-                <w:szCs w:val="40"/>
+                <w:lang w:val="it-IT"/>
+              </w:rPr>
+            </w:pPr>
+            <w:r>
+              <w:rPr>
+                <w:rFonts w:ascii="BRH Malayalam Extra" w:hAnsi="BRH Malayalam Extra" w:cs="BRH Malayalam Extra"/>
+                <w:color w:val="000000"/>
+                <w:sz w:val="40"/>
+                <w:szCs w:val="40"/>
+                <w:lang w:val="it-IT"/>
               </w:rPr>
               <w:t>cx</w:t>
             </w:r>
@@ -1290,6 +1279,7 @@
                 <w:sz w:val="40"/>
                 <w:szCs w:val="40"/>
                 <w:highlight w:val="yellow"/>
+                <w:lang w:val="it-IT"/>
               </w:rPr>
               <w:t>¥</w:t>
             </w:r>
@@ -1299,6 +1289,7 @@
                 <w:color w:val="000000"/>
                 <w:sz w:val="40"/>
                 <w:szCs w:val="40"/>
+                <w:lang w:val="it-IT"/>
               </w:rPr>
               <w:t>p—¥Z</w:t>
             </w:r>
@@ -1309,6 +1300,7 @@
                 <w:color w:val="000000"/>
                 <w:sz w:val="32"/>
                 <w:szCs w:val="40"/>
+                <w:lang w:val="it-IT"/>
               </w:rPr>
               <w:t>–</w:t>
             </w:r>
@@ -1318,6 +1310,7 @@
                 <w:color w:val="000000"/>
                 <w:sz w:val="40"/>
                 <w:szCs w:val="40"/>
+                <w:lang w:val="it-IT"/>
               </w:rPr>
               <w:t xml:space="preserve"> sZû—dxI | </w:t>
             </w:r>
@@ -1818,7 +1811,10 @@
           <w:u w:val="single"/>
         </w:rPr>
       </w:pPr>
-      <w:r>
+    </w:p>
+    <w:p>
+      <w:pPr>
+        <w:jc w:val="center"/>
         <w:rPr>
           <w:b/>
           <w:bCs/>
@@ -1826,6 +1822,16 @@
           <w:szCs w:val="32"/>
           <w:u w:val="single"/>
         </w:rPr>
+      </w:pPr>
+      <w:r>
+        <w:rPr>
+          <w:b/>
+          <w:bCs/>
+          <w:sz w:val="32"/>
+          <w:szCs w:val="32"/>
+          <w:u w:val="single"/>
+        </w:rPr>
+        <w:lastRenderedPageBreak/>
         <w:t xml:space="preserve">TS </w:t>
       </w:r>
       <w:r>
@@ -1954,7 +1960,6 @@
                 <w:sz w:val="32"/>
                 <w:szCs w:val="32"/>
               </w:rPr>
-              <w:lastRenderedPageBreak/>
               <w:t>Section, Paragraph</w:t>
             </w:r>
           </w:p>
